--- a/labs/lab02/report/lab02--report.docx
+++ b/labs/lab02/report/lab02--report.docx
@@ -113,6 +113,7 @@
     </w:p>
     <w:p>
       <w:pPr>
+        <w:pStyle w:val="Compact"/>
         <w:numPr>
           <w:ilvl w:val="0"/>
           <w:numId w:val="1002"/>
@@ -124,6 +125,7 @@
     </w:p>
     <w:p>
       <w:pPr>
+        <w:pStyle w:val="Compact"/>
         <w:numPr>
           <w:ilvl w:val="0"/>
           <w:numId w:val="1002"/>
@@ -135,216 +137,26 @@
     </w:p>
     <w:p>
       <w:pPr>
+        <w:pStyle w:val="Compact"/>
         <w:numPr>
           <w:ilvl w:val="0"/>
           <w:numId w:val="1002"/>
         </w:numPr>
       </w:pPr>
       <w:r>
-        <w:t xml:space="preserve">Выполнить моделирование системы SIR:</w:t>
+        <w:t xml:space="preserve">Выполнить моделирование системы SIR и проанализировать влияние параметров.</w:t>
       </w:r>
     </w:p>
     <w:p>
       <w:pPr>
         <w:pStyle w:val="Compact"/>
         <w:numPr>
-          <w:ilvl w:val="1"/>
-          <w:numId w:val="1003"/>
-        </w:numPr>
-      </w:pPr>
-      <w:r>
-        <w:t xml:space="preserve">построить графики (</w:t>
-      </w:r>
-      <m:oMath>
-        <m:r>
-          <m:t>S</m:t>
-        </m:r>
-        <m:d>
-          <m:dPr>
-            <m:begChr m:val="("/>
-            <m:sepChr m:val=""/>
-            <m:endChr m:val=")"/>
-            <m:grow/>
-          </m:dPr>
-          <m:e>
-            <m:r>
-              <m:t>t</m:t>
-            </m:r>
-          </m:e>
-        </m:d>
-        <m:r>
-          <m:rPr>
-            <m:sty m:val="p"/>
-          </m:rPr>
-          <m:t>,</m:t>
-        </m:r>
-        <m:r>
-          <m:t>I</m:t>
-        </m:r>
-        <m:d>
-          <m:dPr>
-            <m:begChr m:val="("/>
-            <m:sepChr m:val=""/>
-            <m:endChr m:val=")"/>
-            <m:grow/>
-          </m:dPr>
-          <m:e>
-            <m:r>
-              <m:t>t</m:t>
-            </m:r>
-          </m:e>
-        </m:d>
-        <m:r>
-          <m:rPr>
-            <m:sty m:val="p"/>
-          </m:rPr>
-          <m:t>,</m:t>
-        </m:r>
-        <m:r>
-          <m:t>R</m:t>
-        </m:r>
-        <m:d>
-          <m:dPr>
-            <m:begChr m:val="("/>
-            <m:sepChr m:val=""/>
-            <m:endChr m:val=")"/>
-            <m:grow/>
-          </m:dPr>
-          <m:e>
-            <m:r>
-              <m:t>t</m:t>
-            </m:r>
-          </m:e>
-        </m:d>
-      </m:oMath>
-      <w:r>
-        <w:t xml:space="preserve">),</w:t>
-      </w:r>
-    </w:p>
-    <w:p>
-      <w:pPr>
-        <w:pStyle w:val="Compact"/>
-        <w:numPr>
-          <w:ilvl w:val="1"/>
-          <w:numId w:val="1003"/>
-        </w:numPr>
-      </w:pPr>
-      <w:r>
-        <w:t xml:space="preserve">вычислить базовое репродуктивное число (</w:t>
-      </w:r>
-      <w:r>
-        <w:t xml:space="preserve"> </w:t>
-      </w:r>
-      <m:oMath>
-        <m:sSub>
-          <m:e>
-            <m:r>
-              <m:t>R</m:t>
-            </m:r>
-          </m:e>
-          <m:sub>
-            <m:r>
-              <m:t>0</m:t>
-            </m:r>
-          </m:sub>
-        </m:sSub>
-      </m:oMath>
-      <w:r>
-        <w:t xml:space="preserve">),</w:t>
-      </w:r>
-    </w:p>
-    <w:p>
-      <w:pPr>
-        <w:pStyle w:val="Compact"/>
-        <w:numPr>
-          <w:ilvl w:val="1"/>
-          <w:numId w:val="1003"/>
-        </w:numPr>
-      </w:pPr>
-      <w:r>
-        <w:t xml:space="preserve">определить пик эпидемии,</w:t>
-      </w:r>
-    </w:p>
-    <w:p>
-      <w:pPr>
-        <w:pStyle w:val="Compact"/>
-        <w:numPr>
-          <w:ilvl w:val="1"/>
-          <w:numId w:val="1003"/>
-        </w:numPr>
-      </w:pPr>
-      <w:r>
-        <w:t xml:space="preserve">проанализировать влияние параметров.</w:t>
-      </w:r>
-    </w:p>
-    <w:p>
-      <w:pPr>
-        <w:numPr>
           <w:ilvl w:val="0"/>
           <w:numId w:val="1002"/>
         </w:numPr>
       </w:pPr>
       <w:r>
-        <w:t xml:space="preserve">Выполнить моделирование системы Лотки–Вольтерры:</w:t>
-      </w:r>
-    </w:p>
-    <w:p>
-      <w:pPr>
-        <w:pStyle w:val="Compact"/>
-        <w:numPr>
-          <w:ilvl w:val="1"/>
-          <w:numId w:val="1004"/>
-        </w:numPr>
-      </w:pPr>
-      <w:r>
-        <w:t xml:space="preserve">построить графики динамики популяций,</w:t>
-      </w:r>
-    </w:p>
-    <w:p>
-      <w:pPr>
-        <w:pStyle w:val="Compact"/>
-        <w:numPr>
-          <w:ilvl w:val="1"/>
-          <w:numId w:val="1004"/>
-        </w:numPr>
-      </w:pPr>
-      <w:r>
-        <w:t xml:space="preserve">построить фазовый портрет,</w:t>
-      </w:r>
-    </w:p>
-    <w:p>
-      <w:pPr>
-        <w:pStyle w:val="Compact"/>
-        <w:numPr>
-          <w:ilvl w:val="1"/>
-          <w:numId w:val="1004"/>
-        </w:numPr>
-      </w:pPr>
-      <w:r>
-        <w:t xml:space="preserve">определить стационарные точки,</w:t>
-      </w:r>
-    </w:p>
-    <w:p>
-      <w:pPr>
-        <w:pStyle w:val="Compact"/>
-        <w:numPr>
-          <w:ilvl w:val="1"/>
-          <w:numId w:val="1004"/>
-        </w:numPr>
-      </w:pPr>
-      <w:r>
-        <w:t xml:space="preserve">проанализировать характер колебаний.</w:t>
-      </w:r>
-    </w:p>
-    <w:p>
-      <w:pPr>
-        <w:numPr>
-          <w:ilvl w:val="0"/>
-          <w:numId w:val="1002"/>
-        </w:numPr>
-      </w:pPr>
-      <w:r>
-        <w:t xml:space="preserve">Провести анализ чувствительности решений к параметрам.</w:t>
+        <w:t xml:space="preserve">Выполнить моделирование системы Лотки–Вольтерры и проанализировать влияние параметров.</w:t>
       </w:r>
     </w:p>
     <w:p>
@@ -394,7 +206,7 @@
         <w:pStyle w:val="Compact"/>
         <w:numPr>
           <w:ilvl w:val="0"/>
-          <w:numId w:val="1005"/>
+          <w:numId w:val="1003"/>
         </w:numPr>
       </w:pPr>
       <m:oMath>
@@ -414,7 +226,7 @@
         <w:pStyle w:val="Compact"/>
         <w:numPr>
           <w:ilvl w:val="0"/>
-          <w:numId w:val="1005"/>
+          <w:numId w:val="1003"/>
         </w:numPr>
       </w:pPr>
       <m:oMath>
@@ -434,7 +246,7 @@
         <w:pStyle w:val="Compact"/>
         <w:numPr>
           <w:ilvl w:val="0"/>
-          <w:numId w:val="1005"/>
+          <w:numId w:val="1003"/>
         </w:numPr>
       </w:pPr>
       <m:oMath>
@@ -707,7 +519,7 @@
         <w:pStyle w:val="Compact"/>
         <w:numPr>
           <w:ilvl w:val="0"/>
-          <w:numId w:val="1006"/>
+          <w:numId w:val="1004"/>
         </w:numPr>
       </w:pPr>
       <w:r>
@@ -742,7 +554,7 @@
         <w:pStyle w:val="Compact"/>
         <w:numPr>
           <w:ilvl w:val="0"/>
-          <w:numId w:val="1006"/>
+          <w:numId w:val="1004"/>
         </w:numPr>
       </w:pPr>
       <w:r>
@@ -785,7 +597,7 @@
         <w:pStyle w:val="Compact"/>
         <w:numPr>
           <w:ilvl w:val="0"/>
-          <w:numId w:val="1007"/>
+          <w:numId w:val="1005"/>
         </w:numPr>
       </w:pPr>
       <w:r>
@@ -797,7 +609,7 @@
         <w:pStyle w:val="Compact"/>
         <w:numPr>
           <w:ilvl w:val="0"/>
-          <w:numId w:val="1007"/>
+          <w:numId w:val="1005"/>
         </w:numPr>
       </w:pPr>
       <w:r>
@@ -809,7 +621,7 @@
         <w:pStyle w:val="Compact"/>
         <w:numPr>
           <w:ilvl w:val="0"/>
-          <w:numId w:val="1007"/>
+          <w:numId w:val="1005"/>
         </w:numPr>
       </w:pPr>
       <w:r>
@@ -982,7 +794,7 @@
         <w:pStyle w:val="Compact"/>
         <w:numPr>
           <w:ilvl w:val="0"/>
-          <w:numId w:val="1008"/>
+          <w:numId w:val="1006"/>
         </w:numPr>
       </w:pPr>
       <m:oMath>
@@ -1002,7 +814,7 @@
         <w:pStyle w:val="Compact"/>
         <w:numPr>
           <w:ilvl w:val="0"/>
-          <w:numId w:val="1008"/>
+          <w:numId w:val="1006"/>
         </w:numPr>
       </w:pPr>
       <m:oMath>
@@ -1022,7 +834,7 @@
         <w:pStyle w:val="Compact"/>
         <w:numPr>
           <w:ilvl w:val="0"/>
-          <w:numId w:val="1008"/>
+          <w:numId w:val="1006"/>
         </w:numPr>
       </w:pPr>
       <m:oMath>
@@ -1042,7 +854,7 @@
         <w:pStyle w:val="Compact"/>
         <w:numPr>
           <w:ilvl w:val="0"/>
-          <w:numId w:val="1008"/>
+          <w:numId w:val="1006"/>
         </w:numPr>
       </w:pPr>
       <m:oMath>
@@ -1062,7 +874,7 @@
         <w:pStyle w:val="Compact"/>
         <w:numPr>
           <w:ilvl w:val="0"/>
-          <w:numId w:val="1008"/>
+          <w:numId w:val="1006"/>
         </w:numPr>
       </w:pPr>
       <m:oMath>
@@ -1082,7 +894,7 @@
         <w:pStyle w:val="Compact"/>
         <w:numPr>
           <w:ilvl w:val="0"/>
-          <w:numId w:val="1008"/>
+          <w:numId w:val="1006"/>
         </w:numPr>
       </w:pPr>
       <m:oMath>
@@ -1110,7 +922,7 @@
         <w:pStyle w:val="Compact"/>
         <w:numPr>
           <w:ilvl w:val="0"/>
-          <w:numId w:val="1009"/>
+          <w:numId w:val="1007"/>
         </w:numPr>
       </w:pPr>
       <w:r>
@@ -1122,7 +934,7 @@
         <w:pStyle w:val="Compact"/>
         <w:numPr>
           <w:ilvl w:val="0"/>
-          <w:numId w:val="1009"/>
+          <w:numId w:val="1007"/>
         </w:numPr>
       </w:pPr>
       <w:r>
@@ -1134,7 +946,7 @@
         <w:pStyle w:val="Compact"/>
         <w:numPr>
           <w:ilvl w:val="0"/>
-          <w:numId w:val="1009"/>
+          <w:numId w:val="1007"/>
         </w:numPr>
       </w:pPr>
       <w:r>
@@ -10074,7 +9886,7 @@
         <w:pStyle w:val="Compact"/>
         <w:numPr>
           <w:ilvl w:val="0"/>
-          <w:numId w:val="1010"/>
+          <w:numId w:val="1008"/>
         </w:numPr>
       </w:pPr>
       <w:r>
@@ -10086,7 +9898,7 @@
         <w:pStyle w:val="Compact"/>
         <w:numPr>
           <w:ilvl w:val="0"/>
-          <w:numId w:val="1010"/>
+          <w:numId w:val="1008"/>
         </w:numPr>
       </w:pPr>
       <w:r>
@@ -10108,7 +9920,7 @@
         <w:pStyle w:val="Compact"/>
         <w:numPr>
           <w:ilvl w:val="0"/>
-          <w:numId w:val="1011"/>
+          <w:numId w:val="1009"/>
         </w:numPr>
       </w:pPr>
       <m:oMath>
@@ -10128,7 +9940,7 @@
         <w:pStyle w:val="Compact"/>
         <w:numPr>
           <w:ilvl w:val="0"/>
-          <w:numId w:val="1011"/>
+          <w:numId w:val="1009"/>
         </w:numPr>
       </w:pPr>
       <m:oMath>
@@ -10148,7 +9960,7 @@
         <w:pStyle w:val="Compact"/>
         <w:numPr>
           <w:ilvl w:val="0"/>
-          <w:numId w:val="1011"/>
+          <w:numId w:val="1009"/>
         </w:numPr>
       </w:pPr>
       <m:oMath>
@@ -10168,7 +9980,7 @@
         <w:pStyle w:val="Compact"/>
         <w:numPr>
           <w:ilvl w:val="0"/>
-          <w:numId w:val="1011"/>
+          <w:numId w:val="1009"/>
         </w:numPr>
       </w:pPr>
       <m:oMath>
@@ -18507,7 +18319,7 @@
       <w:pPr>
         <w:numPr>
           <w:ilvl w:val="0"/>
-          <w:numId w:val="1012"/>
+          <w:numId w:val="1010"/>
         </w:numPr>
       </w:pPr>
       <w:r>
@@ -18524,7 +18336,7 @@
       <w:pPr>
         <w:numPr>
           <w:ilvl w:val="0"/>
-          <w:numId w:val="1012"/>
+          <w:numId w:val="1010"/>
         </w:numPr>
       </w:pPr>
       <w:r>
@@ -18541,7 +18353,7 @@
       <w:pPr>
         <w:numPr>
           <w:ilvl w:val="0"/>
-          <w:numId w:val="1012"/>
+          <w:numId w:val="1010"/>
         </w:numPr>
       </w:pPr>
       <w:r>
@@ -18598,7 +18410,7 @@
       <w:pPr>
         <w:numPr>
           <w:ilvl w:val="0"/>
-          <w:numId w:val="1012"/>
+          <w:numId w:val="1010"/>
         </w:numPr>
       </w:pPr>
       <w:r>
@@ -18610,7 +18422,7 @@
         <w:pStyle w:val="Compact"/>
         <w:numPr>
           <w:ilvl w:val="1"/>
-          <w:numId w:val="1013"/>
+          <w:numId w:val="1011"/>
         </w:numPr>
       </w:pPr>
       <m:oMath>
@@ -18630,7 +18442,7 @@
         <w:pStyle w:val="Compact"/>
         <w:numPr>
           <w:ilvl w:val="1"/>
-          <w:numId w:val="1013"/>
+          <w:numId w:val="1011"/>
         </w:numPr>
       </w:pPr>
       <m:oMath>
@@ -18650,7 +18462,7 @@
         <w:pStyle w:val="Compact"/>
         <w:numPr>
           <w:ilvl w:val="1"/>
-          <w:numId w:val="1013"/>
+          <w:numId w:val="1011"/>
         </w:numPr>
       </w:pPr>
       <m:oMath>
@@ -18670,7 +18482,7 @@
         <w:pStyle w:val="Compact"/>
         <w:numPr>
           <w:ilvl w:val="1"/>
-          <w:numId w:val="1013"/>
+          <w:numId w:val="1011"/>
         </w:numPr>
       </w:pPr>
       <m:oMath>
@@ -19255,12 +19067,6 @@
     <w:abstractNumId w:val="991"/>
   </w:num>
   <w:num w:numId="1010">
-    <w:abstractNumId w:val="991"/>
-  </w:num>
-  <w:num w:numId="1011">
-    <w:abstractNumId w:val="991"/>
-  </w:num>
-  <w:num w:numId="1012">
     <w:abstractNumId w:val="99411"/>
     <w:lvlOverride w:ilvl="0">
       <w:startOverride w:val="1"/>
@@ -19290,7 +19096,7 @@
       <w:startOverride w:val="1"/>
     </w:lvlOverride>
   </w:num>
-  <w:num w:numId="1013">
+  <w:num w:numId="1011">
     <w:abstractNumId w:val="991"/>
   </w:num>
 </w:numbering>

--- a/labs/lab02/report/lab02--report.docx
+++ b/labs/lab02/report/lab02--report.docx
@@ -16603,7 +16603,7 @@
       </w:r>
     </w:p>
     <w:bookmarkEnd w:id="119"/>
-    <w:bookmarkStart w:id="124" w:name="исследование-5-фазовые-портреты"/>
+    <w:bookmarkStart w:id="125" w:name="исследование-5-фазовые-портреты"/>
     <w:p>
       <w:pPr>
         <w:pStyle w:val="Heading1"/>
@@ -17800,7 +17800,7 @@
           <w:b/>
           <w:bCs/>
         </w:rPr>
-        <w:t xml:space="preserve">Анализ (</w:t>
+        <w:t xml:space="preserve">Проанализируем (</w:t>
       </w:r>
       <w:hyperlink w:anchor="fig-018">
         <w:r>
@@ -17817,7 +17817,31 @@
           <w:b/>
           <w:bCs/>
         </w:rPr>
-        <w:t xml:space="preserve">):</w:t>
+        <w:t xml:space="preserve">) в виде таблицы</w:t>
+      </w:r>
+      <w:r>
+        <w:rPr>
+          <w:b/>
+          <w:bCs/>
+        </w:rPr>
+        <w:t xml:space="preserve"> </w:t>
+      </w:r>
+      <w:hyperlink w:anchor="tbl-1">
+        <w:r>
+          <w:rPr>
+            <w:rStyle w:val="Hyperlink"/>
+            <w:b/>
+            <w:bCs/>
+          </w:rPr>
+          <w:t xml:space="preserve">табл. 1</w:t>
+        </w:r>
+      </w:hyperlink>
+      <w:r>
+        <w:rPr>
+          <w:b/>
+          <w:bCs/>
+        </w:rPr>
+        <w:t xml:space="preserve">:</w:t>
       </w:r>
     </w:p>
     <w:tbl>
@@ -17825,356 +17849,408 @@
         <w:tblStyle w:val="Table"/>
         <w:tblW w:type="pct" w:w="5000"/>
         <w:tblLayout w:type="fixed"/>
-        <w:tblLook w:firstRow="1" w:lastRow="0" w:firstColumn="0" w:lastColumn="0" w:noHBand="0" w:noVBand="0" w:val="0020"/>
+        <w:tblLook w:firstRow="0" w:lastRow="0" w:firstColumn="0" w:lastColumn="0" w:noHBand="0" w:noVBand="0" w:val="0000"/>
       </w:tblPr>
       <w:tblGrid>
-        <w:gridCol w:w="2084"/>
-        <w:gridCol w:w="2084"/>
-        <w:gridCol w:w="2084"/>
-        <w:gridCol w:w="1667"/>
+        <w:gridCol w:w="7920"/>
       </w:tblGrid>
-      <w:tr>
-        <w:trPr>
-          <w:tblHeader w:val="on"/>
-        </w:trPr>
-        <w:tc>
-          <w:tcPr/>
-          <w:p>
-            <w:pPr>
-              <w:pStyle w:val="Compact"/>
-              <w:jc w:val="center"/>
-            </w:pPr>
-            <w:r>
-              <w:t xml:space="preserve">Сценарий</w:t>
-            </w:r>
-          </w:p>
-        </w:tc>
-        <w:tc>
-          <w:tcPr/>
-          <w:p>
-            <w:pPr>
-              <w:pStyle w:val="Compact"/>
-              <w:jc w:val="center"/>
-            </w:pPr>
-            <w:r>
-              <w:t xml:space="preserve">Стационарная точка</w:t>
-            </w:r>
-          </w:p>
-        </w:tc>
-        <w:tc>
-          <w:tcPr/>
-          <w:p>
-            <w:pPr>
-              <w:pStyle w:val="Compact"/>
-              <w:jc w:val="center"/>
-            </w:pPr>
-            <w:r>
-              <w:t xml:space="preserve">Характер движения</w:t>
-            </w:r>
-          </w:p>
-        </w:tc>
-        <w:tc>
-          <w:tcPr/>
-          <w:p>
-            <w:pPr>
-              <w:pStyle w:val="Compact"/>
-              <w:jc w:val="left"/>
-            </w:pPr>
-            <w:r>
-              <w:t xml:space="preserve">Что происходит</w:t>
-            </w:r>
-          </w:p>
-        </w:tc>
-      </w:tr>
       <w:tr>
         <w:tc>
           <w:tcPr/>
+          <w:bookmarkStart w:id="124" w:name="tbl-1"/>
           <w:p>
             <w:pPr>
-              <w:pStyle w:val="Compact"/>
               <w:jc w:val="center"/>
             </w:pPr>
+            <w:pPr>
+              <w:jc w:val="left"/>
+              <w:spacing w:before="200"/>
+              <w:pStyle w:val="ImageCaption"/>
+            </w:pPr>
             <w:r>
-              <w:rPr>
-                <w:b/>
-                <w:bCs/>
-              </w:rPr>
-              <w:t xml:space="preserve">Базовый</w:t>
+              <w:t xml:space="preserve">Таблица 1: Анализ графиков</w:t>
             </w:r>
           </w:p>
-        </w:tc>
-        <w:tc>
-          <w:tcPr/>
-          <w:p>
-            <w:pPr>
-              <w:pStyle w:val="Compact"/>
-              <w:jc w:val="center"/>
-            </w:pPr>
-            <w:r>
-              <w:t xml:space="preserve">(30.0, 5.0)</w:t>
-            </w:r>
-          </w:p>
-        </w:tc>
-        <w:tc>
-          <w:tcPr/>
-          <w:p>
-            <w:pPr>
-              <w:pStyle w:val="Compact"/>
-              <w:jc w:val="center"/>
-            </w:pPr>
-            <w:r>
-              <w:rPr>
-                <w:b/>
-                <w:bCs/>
-              </w:rPr>
-              <w:t xml:space="preserve">Замкнутые орбиты</w:t>
-            </w:r>
-          </w:p>
-        </w:tc>
-        <w:tc>
-          <w:tcPr/>
-          <w:p>
-            <w:pPr>
-              <w:pStyle w:val="Compact"/>
-              <w:jc w:val="left"/>
-            </w:pPr>
-            <w:r>
-              <w:t xml:space="preserve">Колебания численности вокруг равновесия</w:t>
-            </w:r>
-          </w:p>
-        </w:tc>
-      </w:tr>
-      <w:tr>
-        <w:tc>
-          <w:tcPr/>
-          <w:p>
-            <w:pPr>
-              <w:pStyle w:val="Compact"/>
-              <w:jc w:val="center"/>
-            </w:pPr>
-            <w:r>
-              <w:rPr>
-                <w:b/>
-                <w:bCs/>
-              </w:rPr>
-              <w:t xml:space="preserve">Высокий</w:t>
-            </w:r>
-            <w:r>
-              <w:rPr>
-                <w:b/>
-                <w:bCs/>
-              </w:rPr>
-              <w:t xml:space="preserve"> </w:t>
-            </w:r>
-            <m:oMath>
-              <m:r>
-                <m:t>α</m:t>
-              </m:r>
-            </m:oMath>
-          </w:p>
-        </w:tc>
-        <w:tc>
-          <w:tcPr/>
-          <w:p>
-            <w:pPr>
-              <w:pStyle w:val="Compact"/>
-              <w:jc w:val="center"/>
-            </w:pPr>
-            <w:r>
-              <w:t xml:space="preserve">(30.0, 10.0)</w:t>
-            </w:r>
-          </w:p>
-        </w:tc>
-        <w:tc>
-          <w:tcPr/>
-          <w:p>
-            <w:pPr>
-              <w:pStyle w:val="Compact"/>
-              <w:jc w:val="center"/>
-            </w:pPr>
-            <w:r>
-              <w:t xml:space="preserve">Центр смещается</w:t>
-            </w:r>
-            <w:r>
-              <w:t xml:space="preserve"> </w:t>
-            </w:r>
-            <w:r>
-              <w:rPr>
-                <w:b/>
-                <w:bCs/>
-              </w:rPr>
-              <w:t xml:space="preserve">вверх</w:t>
-            </w:r>
-          </w:p>
-        </w:tc>
-        <w:tc>
-          <w:tcPr/>
-          <w:p>
-            <w:pPr>
-              <w:pStyle w:val="Compact"/>
-              <w:jc w:val="left"/>
-            </w:pPr>
-            <w:r>
-              <w:t xml:space="preserve">Хищников стало больше, жертв столько же</w:t>
-            </w:r>
-          </w:p>
-        </w:tc>
-      </w:tr>
-      <w:tr>
-        <w:tc>
-          <w:tcPr/>
-          <w:p>
-            <w:pPr>
-              <w:pStyle w:val="Compact"/>
-              <w:jc w:val="center"/>
-            </w:pPr>
-            <w:r>
-              <w:rPr>
-                <w:b/>
-                <w:bCs/>
-              </w:rPr>
-              <w:t xml:space="preserve">Высокий</w:t>
-            </w:r>
-            <w:r>
-              <w:rPr>
-                <w:b/>
-                <w:bCs/>
-              </w:rPr>
-              <w:t xml:space="preserve"> </w:t>
-            </w:r>
-            <m:oMath>
-              <m:r>
-                <m:t>β</m:t>
-              </m:r>
-            </m:oMath>
-          </w:p>
-        </w:tc>
-        <w:tc>
-          <w:tcPr/>
-          <w:p>
-            <w:pPr>
-              <w:pStyle w:val="Compact"/>
-              <w:jc w:val="center"/>
-            </w:pPr>
-            <w:r>
-              <w:t xml:space="preserve">(30.0, 2.5)</w:t>
-            </w:r>
-          </w:p>
-        </w:tc>
-        <w:tc>
-          <w:tcPr/>
-          <w:p>
-            <w:pPr>
-              <w:pStyle w:val="Compact"/>
-              <w:jc w:val="center"/>
-            </w:pPr>
-            <w:r>
-              <w:t xml:space="preserve">Центр смещается</w:t>
-            </w:r>
-            <w:r>
-              <w:t xml:space="preserve"> </w:t>
-            </w:r>
-            <w:r>
-              <w:rPr>
-                <w:b/>
-                <w:bCs/>
-              </w:rPr>
-              <w:t xml:space="preserve">вниз</w:t>
-            </w:r>
-          </w:p>
-        </w:tc>
-        <w:tc>
-          <w:tcPr/>
-          <w:p>
-            <w:pPr>
-              <w:pStyle w:val="Compact"/>
-              <w:jc w:val="left"/>
-            </w:pPr>
-            <w:r>
-              <w:t xml:space="preserve">Хищников стало меньше (парадокс переохоты)</w:t>
-            </w:r>
-          </w:p>
-        </w:tc>
-      </w:tr>
-      <w:tr>
-        <w:tc>
-          <w:tcPr/>
-          <w:p>
-            <w:pPr>
-              <w:pStyle w:val="Compact"/>
-              <w:jc w:val="center"/>
-            </w:pPr>
-            <w:r>
-              <w:rPr>
-                <w:b/>
-                <w:bCs/>
-              </w:rPr>
-              <w:t xml:space="preserve">Высокий</w:t>
-            </w:r>
-            <w:r>
-              <w:rPr>
-                <w:b/>
-                <w:bCs/>
-              </w:rPr>
-              <w:t xml:space="preserve"> </w:t>
-            </w:r>
-            <m:oMath>
-              <m:r>
-                <m:t>δ</m:t>
-              </m:r>
-            </m:oMath>
-          </w:p>
-        </w:tc>
-        <w:tc>
-          <w:tcPr/>
-          <w:p>
-            <w:pPr>
-              <w:pStyle w:val="Compact"/>
-              <w:jc w:val="center"/>
-            </w:pPr>
-            <w:r>
-              <w:t xml:space="preserve">(15.0, 5.0)</w:t>
-            </w:r>
-          </w:p>
-        </w:tc>
-        <w:tc>
-          <w:tcPr/>
-          <w:p>
-            <w:pPr>
-              <w:pStyle w:val="Compact"/>
-              <w:jc w:val="center"/>
-            </w:pPr>
-            <w:r>
-              <w:t xml:space="preserve">Центр смещается</w:t>
-            </w:r>
-            <w:r>
-              <w:t xml:space="preserve"> </w:t>
-            </w:r>
-            <w:r>
-              <w:rPr>
-                <w:b/>
-                <w:bCs/>
-              </w:rPr>
-              <w:t xml:space="preserve">влево</w:t>
-            </w:r>
-          </w:p>
-        </w:tc>
-        <w:tc>
-          <w:tcPr/>
-          <w:p>
-            <w:pPr>
-              <w:pStyle w:val="Compact"/>
-              <w:jc w:val="left"/>
-            </w:pPr>
-            <w:r>
-              <w:t xml:space="preserve">Жертв стало меньше (эффективная конверсия)</w:t>
-            </w:r>
-          </w:p>
+          <w:tbl>
+            <w:tblPr>
+              <w:tblStyle w:val="Table"/>
+              <w:tblW w:type="pct" w:w="5000"/>
+              <w:tblLayout w:type="fixed"/>
+              <w:tblLook w:firstRow="1" w:lastRow="0" w:firstColumn="0" w:lastColumn="0" w:noHBand="0" w:noVBand="0" w:val="0020"/>
+            </w:tblPr>
+            <w:tblGrid>
+              <w:gridCol w:w="2084"/>
+              <w:gridCol w:w="2084"/>
+              <w:gridCol w:w="2084"/>
+              <w:gridCol w:w="1667"/>
+            </w:tblGrid>
+            <w:tr>
+              <w:trPr>
+                <w:tblHeader w:val="on"/>
+              </w:trPr>
+              <w:tc>
+                <w:tcPr/>
+                <w:p>
+                  <w:pPr>
+                    <w:pStyle w:val="Compact"/>
+                    <w:jc w:val="center"/>
+                    <w:jc w:val="center"/>
+                  </w:pPr>
+                  <w:r>
+                    <w:t xml:space="preserve">Сценарий</w:t>
+                  </w:r>
+                </w:p>
+              </w:tc>
+              <w:tc>
+                <w:tcPr/>
+                <w:p>
+                  <w:pPr>
+                    <w:pStyle w:val="Compact"/>
+                    <w:jc w:val="center"/>
+                    <w:jc w:val="center"/>
+                  </w:pPr>
+                  <w:r>
+                    <w:t xml:space="preserve">Стационарная точка</w:t>
+                  </w:r>
+                </w:p>
+              </w:tc>
+              <w:tc>
+                <w:tcPr/>
+                <w:p>
+                  <w:pPr>
+                    <w:pStyle w:val="Compact"/>
+                    <w:jc w:val="center"/>
+                    <w:jc w:val="center"/>
+                  </w:pPr>
+                  <w:r>
+                    <w:t xml:space="preserve">Характер движения</w:t>
+                  </w:r>
+                </w:p>
+              </w:tc>
+              <w:tc>
+                <w:tcPr/>
+                <w:p>
+                  <w:pPr>
+                    <w:pStyle w:val="Compact"/>
+                    <w:jc w:val="left"/>
+                    <w:jc w:val="center"/>
+                  </w:pPr>
+                  <w:r>
+                    <w:t xml:space="preserve">Что происходит</w:t>
+                  </w:r>
+                </w:p>
+              </w:tc>
+            </w:tr>
+            <w:tr>
+              <w:tc>
+                <w:tcPr/>
+                <w:p>
+                  <w:pPr>
+                    <w:pStyle w:val="Compact"/>
+                    <w:jc w:val="center"/>
+                    <w:jc w:val="center"/>
+                  </w:pPr>
+                  <w:r>
+                    <w:rPr>
+                      <w:b/>
+                      <w:bCs/>
+                    </w:rPr>
+                    <w:t xml:space="preserve">Базовый</w:t>
+                  </w:r>
+                </w:p>
+              </w:tc>
+              <w:tc>
+                <w:tcPr/>
+                <w:p>
+                  <w:pPr>
+                    <w:pStyle w:val="Compact"/>
+                    <w:jc w:val="center"/>
+                    <w:jc w:val="center"/>
+                  </w:pPr>
+                  <w:r>
+                    <w:t xml:space="preserve">(30.0, 5.0)</w:t>
+                  </w:r>
+                </w:p>
+              </w:tc>
+              <w:tc>
+                <w:tcPr/>
+                <w:p>
+                  <w:pPr>
+                    <w:pStyle w:val="Compact"/>
+                    <w:jc w:val="center"/>
+                    <w:jc w:val="center"/>
+                  </w:pPr>
+                  <w:r>
+                    <w:rPr>
+                      <w:b/>
+                      <w:bCs/>
+                    </w:rPr>
+                    <w:t xml:space="preserve">Замкнутые орбиты</w:t>
+                  </w:r>
+                </w:p>
+              </w:tc>
+              <w:tc>
+                <w:tcPr/>
+                <w:p>
+                  <w:pPr>
+                    <w:pStyle w:val="Compact"/>
+                    <w:jc w:val="left"/>
+                    <w:jc w:val="center"/>
+                  </w:pPr>
+                  <w:r>
+                    <w:t xml:space="preserve">Колебания численности вокруг равновесия</w:t>
+                  </w:r>
+                </w:p>
+              </w:tc>
+            </w:tr>
+            <w:tr>
+              <w:tc>
+                <w:tcPr/>
+                <w:p>
+                  <w:pPr>
+                    <w:pStyle w:val="Compact"/>
+                    <w:jc w:val="center"/>
+                    <w:jc w:val="center"/>
+                  </w:pPr>
+                  <w:r>
+                    <w:rPr>
+                      <w:b/>
+                      <w:bCs/>
+                    </w:rPr>
+                    <w:t xml:space="preserve">Высокий</w:t>
+                  </w:r>
+                  <w:r>
+                    <w:rPr>
+                      <w:b/>
+                      <w:bCs/>
+                    </w:rPr>
+                    <w:t xml:space="preserve"> </w:t>
+                  </w:r>
+                  <m:oMath>
+                    <m:r>
+                      <m:t>α</m:t>
+                    </m:r>
+                  </m:oMath>
+                </w:p>
+              </w:tc>
+              <w:tc>
+                <w:tcPr/>
+                <w:p>
+                  <w:pPr>
+                    <w:pStyle w:val="Compact"/>
+                    <w:jc w:val="center"/>
+                    <w:jc w:val="center"/>
+                  </w:pPr>
+                  <w:r>
+                    <w:t xml:space="preserve">(30.0, 10.0)</w:t>
+                  </w:r>
+                </w:p>
+              </w:tc>
+              <w:tc>
+                <w:tcPr/>
+                <w:p>
+                  <w:pPr>
+                    <w:pStyle w:val="Compact"/>
+                    <w:jc w:val="center"/>
+                    <w:jc w:val="center"/>
+                  </w:pPr>
+                  <w:r>
+                    <w:t xml:space="preserve">Центр смещается</w:t>
+                  </w:r>
+                  <w:r>
+                    <w:t xml:space="preserve"> </w:t>
+                  </w:r>
+                  <w:r>
+                    <w:rPr>
+                      <w:b/>
+                      <w:bCs/>
+                    </w:rPr>
+                    <w:t xml:space="preserve">вверх</w:t>
+                  </w:r>
+                </w:p>
+              </w:tc>
+              <w:tc>
+                <w:tcPr/>
+                <w:p>
+                  <w:pPr>
+                    <w:pStyle w:val="Compact"/>
+                    <w:jc w:val="left"/>
+                    <w:jc w:val="center"/>
+                  </w:pPr>
+                  <w:r>
+                    <w:t xml:space="preserve">Хищников стало больше, жертв столько же</w:t>
+                  </w:r>
+                </w:p>
+              </w:tc>
+            </w:tr>
+            <w:tr>
+              <w:tc>
+                <w:tcPr/>
+                <w:p>
+                  <w:pPr>
+                    <w:pStyle w:val="Compact"/>
+                    <w:jc w:val="center"/>
+                    <w:jc w:val="center"/>
+                  </w:pPr>
+                  <w:r>
+                    <w:rPr>
+                      <w:b/>
+                      <w:bCs/>
+                    </w:rPr>
+                    <w:t xml:space="preserve">Высокий</w:t>
+                  </w:r>
+                  <w:r>
+                    <w:rPr>
+                      <w:b/>
+                      <w:bCs/>
+                    </w:rPr>
+                    <w:t xml:space="preserve"> </w:t>
+                  </w:r>
+                  <m:oMath>
+                    <m:r>
+                      <m:t>β</m:t>
+                    </m:r>
+                  </m:oMath>
+                </w:p>
+              </w:tc>
+              <w:tc>
+                <w:tcPr/>
+                <w:p>
+                  <w:pPr>
+                    <w:pStyle w:val="Compact"/>
+                    <w:jc w:val="center"/>
+                    <w:jc w:val="center"/>
+                  </w:pPr>
+                  <w:r>
+                    <w:t xml:space="preserve">(30.0, 2.5)</w:t>
+                  </w:r>
+                </w:p>
+              </w:tc>
+              <w:tc>
+                <w:tcPr/>
+                <w:p>
+                  <w:pPr>
+                    <w:pStyle w:val="Compact"/>
+                    <w:jc w:val="center"/>
+                    <w:jc w:val="center"/>
+                  </w:pPr>
+                  <w:r>
+                    <w:t xml:space="preserve">Центр смещается</w:t>
+                  </w:r>
+                  <w:r>
+                    <w:t xml:space="preserve"> </w:t>
+                  </w:r>
+                  <w:r>
+                    <w:rPr>
+                      <w:b/>
+                      <w:bCs/>
+                    </w:rPr>
+                    <w:t xml:space="preserve">вниз</w:t>
+                  </w:r>
+                </w:p>
+              </w:tc>
+              <w:tc>
+                <w:tcPr/>
+                <w:p>
+                  <w:pPr>
+                    <w:pStyle w:val="Compact"/>
+                    <w:jc w:val="left"/>
+                    <w:jc w:val="center"/>
+                  </w:pPr>
+                  <w:r>
+                    <w:t xml:space="preserve">Хищников стало меньше (парадокс переохоты)</w:t>
+                  </w:r>
+                </w:p>
+              </w:tc>
+            </w:tr>
+            <w:tr>
+              <w:tc>
+                <w:tcPr/>
+                <w:p>
+                  <w:pPr>
+                    <w:pStyle w:val="Compact"/>
+                    <w:jc w:val="center"/>
+                    <w:jc w:val="center"/>
+                  </w:pPr>
+                  <w:r>
+                    <w:rPr>
+                      <w:b/>
+                      <w:bCs/>
+                    </w:rPr>
+                    <w:t xml:space="preserve">Высокий</w:t>
+                  </w:r>
+                  <w:r>
+                    <w:rPr>
+                      <w:b/>
+                      <w:bCs/>
+                    </w:rPr>
+                    <w:t xml:space="preserve"> </w:t>
+                  </w:r>
+                  <m:oMath>
+                    <m:r>
+                      <m:t>δ</m:t>
+                    </m:r>
+                  </m:oMath>
+                </w:p>
+              </w:tc>
+              <w:tc>
+                <w:tcPr/>
+                <w:p>
+                  <w:pPr>
+                    <w:pStyle w:val="Compact"/>
+                    <w:jc w:val="center"/>
+                    <w:jc w:val="center"/>
+                  </w:pPr>
+                  <w:r>
+                    <w:t xml:space="preserve">(15.0, 5.0)</w:t>
+                  </w:r>
+                </w:p>
+              </w:tc>
+              <w:tc>
+                <w:tcPr/>
+                <w:p>
+                  <w:pPr>
+                    <w:pStyle w:val="Compact"/>
+                    <w:jc w:val="center"/>
+                    <w:jc w:val="center"/>
+                  </w:pPr>
+                  <w:r>
+                    <w:t xml:space="preserve">Центр смещается</w:t>
+                  </w:r>
+                  <w:r>
+                    <w:t xml:space="preserve"> </w:t>
+                  </w:r>
+                  <w:r>
+                    <w:rPr>
+                      <w:b/>
+                      <w:bCs/>
+                    </w:rPr>
+                    <w:t xml:space="preserve">влево</w:t>
+                  </w:r>
+                </w:p>
+              </w:tc>
+              <w:tc>
+                <w:tcPr/>
+                <w:p>
+                  <w:pPr>
+                    <w:pStyle w:val="Compact"/>
+                    <w:jc w:val="left"/>
+                    <w:jc w:val="center"/>
+                  </w:pPr>
+                  <w:r>
+                    <w:t xml:space="preserve">Жертв стало меньше (эффективная конверсия)</w:t>
+                  </w:r>
+                </w:p>
+              </w:tc>
+            </w:tr>
+          </w:tbl>
+          <w:bookmarkEnd w:id="124"/>
+          <w:p/>
         </w:tc>
       </w:tr>
     </w:tbl>
-    <w:bookmarkEnd w:id="124"/>
-    <w:bookmarkStart w:id="125" w:name="сохранение-графиков-1"/>
+    <w:bookmarkEnd w:id="125"/>
+    <w:bookmarkStart w:id="126" w:name="сохранение-графиков-1"/>
     <w:p>
       <w:pPr>
         <w:pStyle w:val="Heading1"/>
@@ -18521,8 +18597,8 @@
         <w:t xml:space="preserve">, plots_path)</w:t>
       </w:r>
     </w:p>
-    <w:bookmarkEnd w:id="125"/>
-    <w:bookmarkStart w:id="126" w:name="сводная-таблица-результатов-1"/>
+    <w:bookmarkEnd w:id="126"/>
+    <w:bookmarkStart w:id="127" w:name="сводная-таблица-результатов-1"/>
     <w:p>
       <w:pPr>
         <w:pStyle w:val="Heading1"/>
@@ -18932,8 +19008,8 @@
         <w:t xml:space="preserve">)</w:t>
       </w:r>
     </w:p>
-    <w:bookmarkEnd w:id="126"/>
-    <w:bookmarkStart w:id="128" w:name="заключение-1"/>
+    <w:bookmarkEnd w:id="127"/>
+    <w:bookmarkStart w:id="129" w:name="заключение-1"/>
     <w:p>
       <w:pPr>
         <w:pStyle w:val="Heading1"/>
@@ -18942,7 +19018,7 @@
         <w:t xml:space="preserve">20. Заключение</w:t>
       </w:r>
     </w:p>
-    <w:bookmarkStart w:id="127" w:name="основные-выводы"/>
+    <w:bookmarkStart w:id="128" w:name="основные-выводы"/>
     <w:p>
       <w:pPr>
         <w:pStyle w:val="Heading2"/>
@@ -19276,9 +19352,9 @@
         <w:t xml:space="preserve">)</w:t>
       </w:r>
     </w:p>
-    <w:bookmarkEnd w:id="127"/>
     <w:bookmarkEnd w:id="128"/>
-    <w:bookmarkStart w:id="129" w:name="выводы"/>
+    <w:bookmarkEnd w:id="129"/>
+    <w:bookmarkStart w:id="130" w:name="выводы"/>
     <w:p>
       <w:pPr>
         <w:pStyle w:val="Heading1"/>
@@ -19295,8 +19371,8 @@
         <w:t xml:space="preserve">Изучила динамику нелинейных систем обыкновенных дифференциальных уравнений на примерах, а также исследовала влияние параметров.</w:t>
       </w:r>
     </w:p>
-    <w:bookmarkEnd w:id="129"/>
-    <w:bookmarkStart w:id="134" w:name="список-литературы"/>
+    <w:bookmarkEnd w:id="130"/>
+    <w:bookmarkStart w:id="135" w:name="список-литературы"/>
     <w:p>
       <w:pPr>
         <w:pStyle w:val="Heading1"/>
@@ -19309,7 +19385,7 @@
       <w:pPr>
         <w:pStyle w:val="FirstParagraph"/>
       </w:pPr>
-      <w:hyperlink r:id="rId130">
+      <w:hyperlink r:id="rId131">
         <w:r>
           <w:rPr>
             <w:rStyle w:val="Hyperlink"/>
@@ -19322,7 +19398,7 @@
       <w:pPr>
         <w:pStyle w:val="BodyText"/>
       </w:pPr>
-      <w:hyperlink r:id="rId131">
+      <w:hyperlink r:id="rId132">
         <w:r>
           <w:rPr>
             <w:rStyle w:val="Hyperlink"/>
@@ -19335,7 +19411,7 @@
       <w:pPr>
         <w:pStyle w:val="BodyText"/>
       </w:pPr>
-      <w:hyperlink r:id="rId132">
+      <w:hyperlink r:id="rId133">
         <w:r>
           <w:rPr>
             <w:rStyle w:val="Hyperlink"/>
@@ -19344,9 +19420,9 @@
         </w:r>
       </w:hyperlink>
     </w:p>
-    <w:bookmarkStart w:id="133" w:name="refs"/>
-    <w:bookmarkEnd w:id="133"/>
+    <w:bookmarkStart w:id="134" w:name="refs"/>
     <w:bookmarkEnd w:id="134"/>
+    <w:bookmarkEnd w:id="135"/>
     <w:sectPr>
       <w:footnotePr>
         <w:numRestart w:val="eachSect"/>
